--- a/dokumentacio/Felhasználói dokumentáció.docx
+++ b/dokumentacio/Felhasználói dokumentáció.docx
@@ -165,7 +165,7 @@
           <w:noProof/>
         </w:rPr>
         <w:drawing>
-          <wp:anchor distT="0" distB="0" distL="114300" distR="114300" simplePos="0" relativeHeight="251563008" behindDoc="1" locked="0" layoutInCell="1" allowOverlap="1" wp14:anchorId="54064F52" wp14:editId="6F5CC502">
+          <wp:anchor distT="0" distB="0" distL="114300" distR="114300" simplePos="0" relativeHeight="251563008" behindDoc="1" locked="0" layoutInCell="1" allowOverlap="1" wp14:anchorId="54064F52" wp14:editId="1F182B6B">
             <wp:simplePos x="0" y="0"/>
             <wp:positionH relativeFrom="margin">
               <wp:posOffset>3999037</wp:posOffset>
@@ -286,19 +286,7 @@
         <w:rPr>
           <w:spacing w:val="-8"/>
         </w:rPr>
-        <w:t>profiljához</w:t>
-      </w:r>
-      <w:r>
-        <w:rPr>
-          <w:spacing w:val="-18"/>
-        </w:rPr>
-        <w:t xml:space="preserve"> </w:t>
-      </w:r>
-      <w:r>
-        <w:rPr>
-          <w:spacing w:val="-8"/>
-        </w:rPr>
-        <w:t>kötött</w:t>
+        <w:t>regisztráció során megadott</w:t>
       </w:r>
     </w:p>
     <w:p>
@@ -347,7 +335,19 @@
         <w:rPr>
           <w:spacing w:val="-6"/>
         </w:rPr>
-        <w:t>jelszavát.</w:t>
+        <w:t>jelsz</w:t>
+      </w:r>
+      <w:r>
+        <w:rPr>
+          <w:spacing w:val="-6"/>
+        </w:rPr>
+        <w:t>ót</w:t>
+      </w:r>
+      <w:r>
+        <w:rPr>
+          <w:spacing w:val="-6"/>
+        </w:rPr>
+        <w:t>.</w:t>
       </w:r>
       <w:r>
         <w:rPr>
@@ -776,7 +776,7 @@
         <w:rPr>
           <w:spacing w:val="-2"/>
         </w:rPr>
-        <w:t>!”</w:t>
+        <w:t>”</w:t>
       </w:r>
       <w:r>
         <w:rPr>
@@ -885,6 +885,248 @@
           <w:spacing w:val="-2"/>
         </w:rPr>
         <w:t>felület.</w:t>
+      </w:r>
+    </w:p>
+    <w:p>
+      <w:pPr>
+        <w:pStyle w:val="Szvegtrzs"/>
+        <w:spacing w:before="163" w:line="292" w:lineRule="auto"/>
+        <w:ind w:left="141" w:right="706"/>
+        <w:jc w:val="both"/>
+        <w:rPr>
+          <w:spacing w:val="-15"/>
+        </w:rPr>
+      </w:pPr>
+      <w:r>
+        <w:rPr>
+          <w:spacing w:val="-6"/>
+        </w:rPr>
+        <w:t>Regisztrációhoz</w:t>
+      </w:r>
+      <w:r>
+        <w:rPr>
+          <w:spacing w:val="-13"/>
+        </w:rPr>
+        <w:t xml:space="preserve"> </w:t>
+      </w:r>
+      <w:r>
+        <w:rPr>
+          <w:spacing w:val="-6"/>
+        </w:rPr>
+        <w:t>adja</w:t>
+      </w:r>
+      <w:r>
+        <w:rPr>
+          <w:spacing w:val="-12"/>
+        </w:rPr>
+        <w:t xml:space="preserve"> </w:t>
+      </w:r>
+      <w:r>
+        <w:rPr>
+          <w:spacing w:val="-6"/>
+        </w:rPr>
+        <w:t>meg</w:t>
+      </w:r>
+      <w:r>
+        <w:rPr>
+          <w:spacing w:val="-12"/>
+        </w:rPr>
+        <w:t xml:space="preserve"> </w:t>
+      </w:r>
+      <w:r>
+        <w:rPr>
+          <w:spacing w:val="-6"/>
+        </w:rPr>
+        <w:t>a</w:t>
+      </w:r>
+      <w:r>
+        <w:rPr>
+          <w:spacing w:val="-12"/>
+        </w:rPr>
+        <w:t xml:space="preserve"> </w:t>
+      </w:r>
+      <w:r>
+        <w:rPr>
+          <w:spacing w:val="-6"/>
+        </w:rPr>
+        <w:t>keresztnevét,</w:t>
+      </w:r>
+      <w:r>
+        <w:rPr>
+          <w:spacing w:val="-12"/>
+        </w:rPr>
+        <w:t xml:space="preserve"> </w:t>
+      </w:r>
+      <w:r>
+        <w:rPr>
+          <w:spacing w:val="-6"/>
+        </w:rPr>
+        <w:t>vezetéknevét,</w:t>
+      </w:r>
+      <w:r>
+        <w:rPr>
+          <w:spacing w:val="-12"/>
+        </w:rPr>
+        <w:t xml:space="preserve"> </w:t>
+      </w:r>
+      <w:r>
+        <w:rPr>
+          <w:spacing w:val="-6"/>
+        </w:rPr>
+        <w:t>e-mail</w:t>
+      </w:r>
+      <w:r>
+        <w:rPr>
+          <w:spacing w:val="-12"/>
+        </w:rPr>
+        <w:t xml:space="preserve"> </w:t>
+      </w:r>
+      <w:r>
+        <w:rPr>
+          <w:spacing w:val="-6"/>
+        </w:rPr>
+        <w:t>címét</w:t>
+      </w:r>
+      <w:r>
+        <w:rPr>
+          <w:spacing w:val="-12"/>
+        </w:rPr>
+        <w:t xml:space="preserve"> </w:t>
+      </w:r>
+      <w:r>
+        <w:rPr>
+          <w:spacing w:val="-6"/>
+        </w:rPr>
+        <w:t>és</w:t>
+      </w:r>
+      <w:r>
+        <w:rPr>
+          <w:spacing w:val="-12"/>
+        </w:rPr>
+        <w:t xml:space="preserve"> </w:t>
+      </w:r>
+      <w:r>
+        <w:rPr>
+          <w:spacing w:val="-6"/>
+        </w:rPr>
+        <w:t>jelszavát,</w:t>
+      </w:r>
+      <w:r>
+        <w:rPr>
+          <w:spacing w:val="-12"/>
+        </w:rPr>
+        <w:t xml:space="preserve"> </w:t>
+      </w:r>
+      <w:r>
+        <w:rPr>
+          <w:spacing w:val="-6"/>
+        </w:rPr>
+        <w:t>ami</w:t>
+      </w:r>
+      <w:r>
+        <w:rPr>
+          <w:spacing w:val="-12"/>
+        </w:rPr>
+        <w:t xml:space="preserve"> </w:t>
+      </w:r>
+      <w:r>
+        <w:rPr>
+          <w:spacing w:val="-6"/>
+        </w:rPr>
+        <w:t xml:space="preserve">a </w:t>
+      </w:r>
+      <w:r>
+        <w:t xml:space="preserve">következő kritériumoknak megfelel. -&gt; Legalább 8 karakter hosszú, tartalmaz kis és </w:t>
+      </w:r>
+      <w:r>
+        <w:rPr>
+          <w:spacing w:val="-6"/>
+        </w:rPr>
+        <w:t>nagybetűket,</w:t>
+      </w:r>
+      <w:r>
+        <w:rPr>
+          <w:spacing w:val="-7"/>
+        </w:rPr>
+        <w:t xml:space="preserve"> </w:t>
+      </w:r>
+      <w:r>
+        <w:rPr>
+          <w:spacing w:val="-6"/>
+        </w:rPr>
+        <w:t>legalább</w:t>
+      </w:r>
+      <w:r>
+        <w:rPr>
+          <w:spacing w:val="-8"/>
+        </w:rPr>
+        <w:t xml:space="preserve"> </w:t>
+      </w:r>
+      <w:r>
+        <w:rPr>
+          <w:spacing w:val="-6"/>
+        </w:rPr>
+        <w:t>e</w:t>
+      </w:r>
+      <w:r>
+        <w:rPr>
+          <w:spacing w:val="-6"/>
+        </w:rPr>
+        <w:t>gy</w:t>
+      </w:r>
+      <w:r>
+        <w:rPr>
+          <w:spacing w:val="-7"/>
+        </w:rPr>
+        <w:t xml:space="preserve"> </w:t>
+      </w:r>
+      <w:r>
+        <w:rPr>
+          <w:spacing w:val="-6"/>
+        </w:rPr>
+        <w:t>számot</w:t>
+      </w:r>
+      <w:r>
+        <w:rPr>
+          <w:spacing w:val="-8"/>
+        </w:rPr>
+        <w:t xml:space="preserve"> </w:t>
+      </w:r>
+      <w:r>
+        <w:rPr>
+          <w:spacing w:val="-6"/>
+        </w:rPr>
+        <w:t>és</w:t>
+      </w:r>
+      <w:r>
+        <w:rPr>
+          <w:spacing w:val="-7"/>
+        </w:rPr>
+        <w:t xml:space="preserve"> </w:t>
+      </w:r>
+      <w:r>
+        <w:rPr>
+          <w:spacing w:val="-6"/>
+        </w:rPr>
+        <w:t>legalább egy</w:t>
+      </w:r>
+      <w:r>
+        <w:rPr>
+          <w:spacing w:val="-8"/>
+        </w:rPr>
+        <w:t xml:space="preserve"> </w:t>
+      </w:r>
+      <w:r>
+        <w:rPr>
+          <w:spacing w:val="-6"/>
+        </w:rPr>
+        <w:t>speciális karaktert [#,\,@...].</w:t>
+      </w:r>
+      <w:r>
+        <w:rPr>
+          <w:spacing w:val="-15"/>
+        </w:rPr>
+        <w:t xml:space="preserve"> </w:t>
       </w:r>
     </w:p>
     <w:p>
@@ -898,267 +1140,8 @@
         <w:rPr>
           <w:spacing w:val="-6"/>
         </w:rPr>
-        <w:t>Regisztrációhoz</w:t>
-      </w:r>
-      <w:r>
-        <w:rPr>
-          <w:spacing w:val="-13"/>
-        </w:rPr>
-        <w:t xml:space="preserve"> </w:t>
-      </w:r>
-      <w:r>
-        <w:rPr>
-          <w:spacing w:val="-6"/>
-        </w:rPr>
-        <w:t>adja</w:t>
-      </w:r>
-      <w:r>
-        <w:rPr>
-          <w:spacing w:val="-12"/>
-        </w:rPr>
-        <w:t xml:space="preserve"> </w:t>
-      </w:r>
-      <w:r>
-        <w:rPr>
-          <w:spacing w:val="-6"/>
-        </w:rPr>
-        <w:t>meg</w:t>
-      </w:r>
-      <w:r>
-        <w:rPr>
-          <w:spacing w:val="-12"/>
-        </w:rPr>
-        <w:t xml:space="preserve"> </w:t>
-      </w:r>
-      <w:r>
-        <w:rPr>
-          <w:spacing w:val="-6"/>
-        </w:rPr>
-        <w:t>a</w:t>
-      </w:r>
-      <w:r>
-        <w:rPr>
-          <w:spacing w:val="-12"/>
-        </w:rPr>
-        <w:t xml:space="preserve"> </w:t>
-      </w:r>
-      <w:r>
-        <w:rPr>
-          <w:spacing w:val="-6"/>
-        </w:rPr>
-        <w:t>keresztnevét,</w:t>
-      </w:r>
-      <w:r>
-        <w:rPr>
-          <w:spacing w:val="-12"/>
-        </w:rPr>
-        <w:t xml:space="preserve"> </w:t>
-      </w:r>
-      <w:r>
-        <w:rPr>
-          <w:spacing w:val="-6"/>
-        </w:rPr>
-        <w:t>vezetéknevét,</w:t>
-      </w:r>
-      <w:r>
-        <w:rPr>
-          <w:spacing w:val="-12"/>
-        </w:rPr>
-        <w:t xml:space="preserve"> </w:t>
-      </w:r>
-      <w:r>
-        <w:rPr>
-          <w:spacing w:val="-6"/>
-        </w:rPr>
-        <w:t>e-mail</w:t>
-      </w:r>
-      <w:r>
-        <w:rPr>
-          <w:spacing w:val="-12"/>
-        </w:rPr>
-        <w:t xml:space="preserve"> </w:t>
-      </w:r>
-      <w:r>
-        <w:rPr>
-          <w:spacing w:val="-6"/>
-        </w:rPr>
-        <w:t>címét</w:t>
-      </w:r>
-      <w:r>
-        <w:rPr>
-          <w:spacing w:val="-12"/>
-        </w:rPr>
-        <w:t xml:space="preserve"> </w:t>
-      </w:r>
-      <w:r>
-        <w:rPr>
-          <w:spacing w:val="-6"/>
-        </w:rPr>
-        <w:t>és</w:t>
-      </w:r>
-      <w:r>
-        <w:rPr>
-          <w:spacing w:val="-12"/>
-        </w:rPr>
-        <w:t xml:space="preserve"> </w:t>
-      </w:r>
-      <w:r>
-        <w:rPr>
-          <w:spacing w:val="-6"/>
-        </w:rPr>
-        <w:t>jelszavát,</w:t>
-      </w:r>
-      <w:r>
-        <w:rPr>
-          <w:spacing w:val="-12"/>
-        </w:rPr>
-        <w:t xml:space="preserve"> </w:t>
-      </w:r>
-      <w:r>
-        <w:rPr>
-          <w:spacing w:val="-6"/>
-        </w:rPr>
-        <w:t>ami</w:t>
-      </w:r>
-      <w:r>
-        <w:rPr>
-          <w:spacing w:val="-12"/>
-        </w:rPr>
-        <w:t xml:space="preserve"> </w:t>
-      </w:r>
-      <w:r>
-        <w:rPr>
-          <w:spacing w:val="-6"/>
-        </w:rPr>
-        <w:t xml:space="preserve">a </w:t>
-      </w:r>
-      <w:r>
-        <w:t xml:space="preserve">következő kritériumoknak megfelel. -&gt; Legalább 8 karakter hosszú, tartalmaz kis és </w:t>
-      </w:r>
-      <w:r>
-        <w:rPr>
-          <w:spacing w:val="-6"/>
-        </w:rPr>
-        <w:t>nagybetűket,</w:t>
-      </w:r>
-      <w:r>
-        <w:rPr>
-          <w:spacing w:val="-7"/>
-        </w:rPr>
-        <w:t xml:space="preserve"> </w:t>
-      </w:r>
-      <w:r>
-        <w:rPr>
-          <w:spacing w:val="-6"/>
-        </w:rPr>
-        <w:t>tartalmat legalább</w:t>
-      </w:r>
-      <w:r>
-        <w:rPr>
-          <w:spacing w:val="-8"/>
-        </w:rPr>
-        <w:t xml:space="preserve"> </w:t>
-      </w:r>
-      <w:r>
-        <w:rPr>
-          <w:spacing w:val="-6"/>
-        </w:rPr>
-        <w:t>e</w:t>
-      </w:r>
-      <w:r>
-        <w:rPr>
-          <w:spacing w:val="-6"/>
-        </w:rPr>
-        <w:t>gy</w:t>
-      </w:r>
-      <w:r>
-        <w:rPr>
-          <w:spacing w:val="-7"/>
-        </w:rPr>
-        <w:t xml:space="preserve"> </w:t>
-      </w:r>
-      <w:r>
-        <w:rPr>
-          <w:spacing w:val="-6"/>
-        </w:rPr>
-        <w:t>számot</w:t>
-      </w:r>
-      <w:r>
-        <w:rPr>
-          <w:spacing w:val="-8"/>
-        </w:rPr>
-        <w:t xml:space="preserve"> </w:t>
-      </w:r>
-      <w:r>
-        <w:rPr>
-          <w:spacing w:val="-6"/>
-        </w:rPr>
-        <w:t>és</w:t>
-      </w:r>
-      <w:r>
-        <w:rPr>
-          <w:spacing w:val="-7"/>
-        </w:rPr>
-        <w:t xml:space="preserve"> </w:t>
-      </w:r>
-      <w:r>
-        <w:rPr>
-          <w:spacing w:val="-6"/>
-        </w:rPr>
-        <w:t>tartalmaz</w:t>
-      </w:r>
-      <w:r>
-        <w:rPr>
-          <w:spacing w:val="-7"/>
-        </w:rPr>
-        <w:t xml:space="preserve"> </w:t>
-      </w:r>
-      <w:r>
-        <w:rPr>
-          <w:spacing w:val="-6"/>
-        </w:rPr>
-        <w:t>legalább egy</w:t>
-      </w:r>
-      <w:r>
-        <w:rPr>
-          <w:spacing w:val="-8"/>
-        </w:rPr>
-        <w:t xml:space="preserve"> </w:t>
-      </w:r>
-      <w:r>
-        <w:rPr>
-          <w:spacing w:val="-6"/>
-        </w:rPr>
-        <w:t>speciális karaktert [</w:t>
-      </w:r>
-      <w:proofErr w:type="gramStart"/>
-      <w:r>
-        <w:rPr>
-          <w:spacing w:val="-6"/>
-        </w:rPr>
-        <w:t>#,\</w:t>
-      </w:r>
-      <w:proofErr w:type="gramEnd"/>
-      <w:r>
-        <w:rPr>
-          <w:spacing w:val="-6"/>
-        </w:rPr>
-        <w:t>,@...].</w:t>
-      </w:r>
-      <w:r>
-        <w:rPr>
-          <w:spacing w:val="-15"/>
-        </w:rPr>
-        <w:t xml:space="preserve"> </w:t>
-      </w:r>
-      <w:proofErr w:type="spellStart"/>
-      <w:r>
-        <w:rPr>
-          <w:spacing w:val="-6"/>
-        </w:rPr>
         <w:t>Regist</w:t>
       </w:r>
-      <w:proofErr w:type="spellEnd"/>
       <w:r>
         <w:rPr>
           <w:spacing w:val="-17"/>
@@ -1280,17 +1263,16 @@
         <w:rPr>
           <w:noProof/>
         </w:rPr>
-        <w:lastRenderedPageBreak/>
         <mc:AlternateContent>
           <mc:Choice Requires="wps">
             <w:drawing>
-              <wp:anchor distT="0" distB="0" distL="114300" distR="114300" simplePos="0" relativeHeight="251577344" behindDoc="0" locked="0" layoutInCell="1" allowOverlap="1" wp14:anchorId="48991AF5" wp14:editId="7E720720">
+              <wp:anchor distT="0" distB="0" distL="114300" distR="114300" simplePos="0" relativeHeight="251577344" behindDoc="0" locked="0" layoutInCell="1" allowOverlap="1" wp14:anchorId="48991AF5" wp14:editId="21D947BA">
                 <wp:simplePos x="0" y="0"/>
                 <wp:positionH relativeFrom="column">
-                  <wp:posOffset>548309</wp:posOffset>
+                  <wp:posOffset>500380</wp:posOffset>
                 </wp:positionH>
                 <wp:positionV relativeFrom="paragraph">
-                  <wp:posOffset>2294697</wp:posOffset>
+                  <wp:posOffset>2179955</wp:posOffset>
                 </wp:positionV>
                 <wp:extent cx="1105176" cy="421419"/>
                 <wp:effectExtent l="0" t="0" r="19050" b="17145"/>
@@ -1352,10 +1334,70 @@
           </mc:Choice>
           <mc:Fallback>
             <w:pict>
-              <v:oval w14:anchorId="131A37EC" id="Ellipszis 18" o:spid="_x0000_s1026" style="position:absolute;margin-left:43.15pt;margin-top:180.7pt;width:87pt;height:33.2pt;z-index:251577344;visibility:visible;mso-wrap-style:square;mso-width-percent:0;mso-height-percent:0;mso-wrap-distance-left:9pt;mso-wrap-distance-top:0;mso-wrap-distance-right:9pt;mso-wrap-distance-bottom:0;mso-position-horizontal:absolute;mso-position-horizontal-relative:text;mso-position-vertical:absolute;mso-position-vertical-relative:text;mso-width-percent:0;mso-height-percent:0;mso-width-relative:margin;mso-height-relative:margin;v-text-anchor:middle" o:gfxdata="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" filled="f" strokecolor="#c00000" strokeweight="2pt"/>
+              <v:oval w14:anchorId="37D81B0B" id="Ellipszis 18" o:spid="_x0000_s1026" style="position:absolute;margin-left:39.4pt;margin-top:171.65pt;width:87pt;height:33.2pt;z-index:251577344;visibility:visible;mso-wrap-style:square;mso-width-percent:0;mso-height-percent:0;mso-wrap-distance-left:9pt;mso-wrap-distance-top:0;mso-wrap-distance-right:9pt;mso-wrap-distance-bottom:0;mso-position-horizontal:absolute;mso-position-horizontal-relative:text;mso-position-vertical:absolute;mso-position-vertical-relative:text;mso-width-percent:0;mso-height-percent:0;mso-width-relative:margin;mso-height-relative:margin;v-text-anchor:middle" o:gfxdata="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" filled="f" strokecolor="#c00000" strokeweight="2pt"/>
             </w:pict>
           </mc:Fallback>
         </mc:AlternateContent>
+      </w:r>
+      <w:r>
+        <w:rPr>
+          <w:noProof/>
+        </w:rPr>
+        <w:drawing>
+          <wp:anchor distT="0" distB="0" distL="114300" distR="114300" simplePos="0" relativeHeight="251566080" behindDoc="0" locked="0" layoutInCell="1" allowOverlap="1" wp14:anchorId="628A3C19" wp14:editId="5EF59571">
+            <wp:simplePos x="0" y="0"/>
+            <wp:positionH relativeFrom="margin">
+              <wp:posOffset>-9524</wp:posOffset>
+            </wp:positionH>
+            <wp:positionV relativeFrom="paragraph">
+              <wp:posOffset>15240</wp:posOffset>
+            </wp:positionV>
+            <wp:extent cx="2171706" cy="3019425"/>
+            <wp:effectExtent l="0" t="0" r="0" b="0"/>
+            <wp:wrapNone/>
+            <wp:docPr id="1010193396" name="Kép 1" descr="A képen szöveg, képernyőkép, Betűtípus látható&#10;&#10;Előfordulhat, hogy a mesterséges intelligencia által létrehozott tartalom helytelen."/>
+            <wp:cNvGraphicFramePr>
+              <a:graphicFrameLocks xmlns:a="http://schemas.openxmlformats.org/drawingml/2006/main" noChangeAspect="1"/>
+            </wp:cNvGraphicFramePr>
+            <a:graphic xmlns:a="http://schemas.openxmlformats.org/drawingml/2006/main">
+              <a:graphicData uri="http://schemas.openxmlformats.org/drawingml/2006/picture">
+                <pic:pic xmlns:pic="http://schemas.openxmlformats.org/drawingml/2006/picture">
+                  <pic:nvPicPr>
+                    <pic:cNvPr id="1933737643" name="Kép 1" descr="A képen szöveg, képernyőkép, Betűtípus látható&#10;&#10;Előfordulhat, hogy a mesterséges intelligencia által létrehozott tartalom helytelen."/>
+                    <pic:cNvPicPr/>
+                  </pic:nvPicPr>
+                  <pic:blipFill>
+                    <a:blip r:embed="rId4">
+                      <a:extLst>
+                        <a:ext uri="{28A0092B-C50C-407E-A947-70E740481C1C}">
+                          <a14:useLocalDpi xmlns:a14="http://schemas.microsoft.com/office/drawing/2010/main" val="0"/>
+                        </a:ext>
+                      </a:extLst>
+                    </a:blip>
+                    <a:stretch>
+                      <a:fillRect/>
+                    </a:stretch>
+                  </pic:blipFill>
+                  <pic:spPr>
+                    <a:xfrm>
+                      <a:off x="0" y="0"/>
+                      <a:ext cx="2172667" cy="3020761"/>
+                    </a:xfrm>
+                    <a:prstGeom prst="rect">
+                      <a:avLst/>
+                    </a:prstGeom>
+                  </pic:spPr>
+                </pic:pic>
+              </a:graphicData>
+            </a:graphic>
+            <wp14:sizeRelH relativeFrom="margin">
+              <wp14:pctWidth>0</wp14:pctWidth>
+            </wp14:sizeRelH>
+            <wp14:sizeRelV relativeFrom="margin">
+              <wp14:pctHeight>0</wp14:pctHeight>
+            </wp14:sizeRelV>
+          </wp:anchor>
+        </w:drawing>
       </w:r>
       <w:r>
         <w:rPr>
@@ -1443,7 +1485,7 @@
           <w:sz w:val="6"/>
         </w:rPr>
         <w:drawing>
-          <wp:anchor distT="0" distB="0" distL="114300" distR="114300" simplePos="0" relativeHeight="251573248" behindDoc="1" locked="0" layoutInCell="1" allowOverlap="1" wp14:anchorId="3DA9E169" wp14:editId="1DFB2731">
+          <wp:anchor distT="0" distB="0" distL="114300" distR="114300" simplePos="0" relativeHeight="251573248" behindDoc="1" locked="0" layoutInCell="1" allowOverlap="1" wp14:anchorId="3DA9E169" wp14:editId="2AC58E06">
             <wp:simplePos x="0" y="0"/>
             <wp:positionH relativeFrom="column">
               <wp:posOffset>3793877</wp:posOffset>
@@ -1489,74 +1531,6 @@
                     <a:xfrm>
                       <a:off x="0" y="0"/>
                       <a:ext cx="2289810" cy="2933065"/>
-                    </a:xfrm>
-                    <a:prstGeom prst="rect">
-                      <a:avLst/>
-                    </a:prstGeom>
-                  </pic:spPr>
-                </pic:pic>
-              </a:graphicData>
-            </a:graphic>
-            <wp14:sizeRelH relativeFrom="margin">
-              <wp14:pctWidth>0</wp14:pctWidth>
-            </wp14:sizeRelH>
-            <wp14:sizeRelV relativeFrom="margin">
-              <wp14:pctHeight>0</wp14:pctHeight>
-            </wp14:sizeRelV>
-          </wp:anchor>
-        </w:drawing>
-      </w:r>
-      <w:r>
-        <w:rPr>
-          <w:noProof/>
-        </w:rPr>
-        <w:drawing>
-          <wp:anchor distT="0" distB="0" distL="114300" distR="114300" simplePos="0" relativeHeight="251566080" behindDoc="1" locked="0" layoutInCell="1" allowOverlap="1" wp14:anchorId="628A3C19" wp14:editId="6C3070D5">
-            <wp:simplePos x="0" y="0"/>
-            <wp:positionH relativeFrom="margin">
-              <wp:posOffset>0</wp:posOffset>
-            </wp:positionH>
-            <wp:positionV relativeFrom="paragraph">
-              <wp:posOffset>46990</wp:posOffset>
-            </wp:positionV>
-            <wp:extent cx="2250000" cy="3128400"/>
-            <wp:effectExtent l="0" t="0" r="0" b="0"/>
-            <wp:wrapTight wrapText="left">
-              <wp:wrapPolygon edited="0">
-                <wp:start x="0" y="0"/>
-                <wp:lineTo x="0" y="21442"/>
-                <wp:lineTo x="21399" y="21442"/>
-                <wp:lineTo x="21399" y="0"/>
-                <wp:lineTo x="0" y="0"/>
-              </wp:wrapPolygon>
-            </wp:wrapTight>
-            <wp:docPr id="1010193396" name="Kép 1" descr="A képen szöveg, képernyőkép, Betűtípus látható&#10;&#10;Előfordulhat, hogy a mesterséges intelligencia által létrehozott tartalom helytelen."/>
-            <wp:cNvGraphicFramePr>
-              <a:graphicFrameLocks xmlns:a="http://schemas.openxmlformats.org/drawingml/2006/main" noChangeAspect="1"/>
-            </wp:cNvGraphicFramePr>
-            <a:graphic xmlns:a="http://schemas.openxmlformats.org/drawingml/2006/main">
-              <a:graphicData uri="http://schemas.openxmlformats.org/drawingml/2006/picture">
-                <pic:pic xmlns:pic="http://schemas.openxmlformats.org/drawingml/2006/picture">
-                  <pic:nvPicPr>
-                    <pic:cNvPr id="1933737643" name="Kép 1" descr="A képen szöveg, képernyőkép, Betűtípus látható&#10;&#10;Előfordulhat, hogy a mesterséges intelligencia által létrehozott tartalom helytelen."/>
-                    <pic:cNvPicPr/>
-                  </pic:nvPicPr>
-                  <pic:blipFill>
-                    <a:blip r:embed="rId4">
-                      <a:extLst>
-                        <a:ext uri="{28A0092B-C50C-407E-A947-70E740481C1C}">
-                          <a14:useLocalDpi xmlns:a14="http://schemas.microsoft.com/office/drawing/2010/main" val="0"/>
-                        </a:ext>
-                      </a:extLst>
-                    </a:blip>
-                    <a:stretch>
-                      <a:fillRect/>
-                    </a:stretch>
-                  </pic:blipFill>
-                  <pic:spPr>
-                    <a:xfrm>
-                      <a:off x="0" y="0"/>
-                      <a:ext cx="2250000" cy="3128400"/>
                     </a:xfrm>
                     <a:prstGeom prst="rect">
                       <a:avLst/>
@@ -2142,6 +2116,12 @@
       </w:r>
       <w:r>
         <w:rPr>
+          <w:spacing w:val="-2"/>
+        </w:rPr>
+        <w:t>k</w:t>
+      </w:r>
+      <w:r>
+        <w:rPr>
           <w:spacing w:val="-25"/>
         </w:rPr>
         <w:t xml:space="preserve"> </w:t>
@@ -2193,7 +2173,43 @@
           <w:spacing w:val="-2"/>
         </w:rPr>
         <w:br/>
-        <w:t>Ezeket oldalra való elhúzással tudja változtatni.</w:t>
+        <w:t>Ezek</w:t>
+      </w:r>
+      <w:r>
+        <w:rPr>
+          <w:spacing w:val="-2"/>
+        </w:rPr>
+        <w:t xml:space="preserve"> közül</w:t>
+      </w:r>
+      <w:r>
+        <w:rPr>
+          <w:spacing w:val="-2"/>
+        </w:rPr>
+        <w:t xml:space="preserve"> oldalra való elhúzással </w:t>
+      </w:r>
+      <w:r>
+        <w:rPr>
+          <w:spacing w:val="-2"/>
+        </w:rPr>
+        <w:t>lehet</w:t>
+      </w:r>
+      <w:r>
+        <w:rPr>
+          <w:spacing w:val="-2"/>
+        </w:rPr>
+        <w:t xml:space="preserve"> vál</w:t>
+      </w:r>
+      <w:r>
+        <w:rPr>
+          <w:spacing w:val="-2"/>
+        </w:rPr>
+        <w:t>asztani</w:t>
+      </w:r>
+      <w:r>
+        <w:rPr>
+          <w:spacing w:val="-2"/>
+        </w:rPr>
+        <w:t>.</w:t>
       </w:r>
     </w:p>
     <w:p>
@@ -2360,7 +2376,7 @@
         <w:rPr>
           <w:spacing w:val="-8"/>
         </w:rPr>
-        <w:t>Alul</w:t>
+        <w:t>A kijelző alsó részén</w:t>
       </w:r>
       <w:r>
         <w:rPr>
@@ -2372,7 +2388,13 @@
         <w:rPr>
           <w:spacing w:val="-8"/>
         </w:rPr>
-        <w:t>láthatja</w:t>
+        <w:t>láthat</w:t>
+      </w:r>
+      <w:r>
+        <w:rPr>
+          <w:spacing w:val="-8"/>
+        </w:rPr>
+        <w:t>ók</w:t>
       </w:r>
       <w:r>
         <w:rPr>
@@ -2420,7 +2442,43 @@
         <w:rPr>
           <w:spacing w:val="-8"/>
         </w:rPr>
-        <w:t>tranzakciókat ezekre kattintva megjelennek a tranzakció részletek.</w:t>
+        <w:t>tranzakciók</w:t>
+      </w:r>
+      <w:r>
+        <w:rPr>
+          <w:spacing w:val="-8"/>
+        </w:rPr>
+        <w:t>,</w:t>
+      </w:r>
+      <w:r>
+        <w:rPr>
+          <w:spacing w:val="-8"/>
+        </w:rPr>
+        <w:t xml:space="preserve"> </w:t>
+      </w:r>
+      <w:r>
+        <w:rPr>
+          <w:spacing w:val="-8"/>
+        </w:rPr>
+        <w:t>melyekre</w:t>
+      </w:r>
+      <w:r>
+        <w:rPr>
+          <w:spacing w:val="-8"/>
+        </w:rPr>
+        <w:t xml:space="preserve"> kattintva megjelennek a tranzakció részlete</w:t>
+      </w:r>
+      <w:r>
+        <w:rPr>
+          <w:spacing w:val="-8"/>
+        </w:rPr>
+        <w:t>i</w:t>
+      </w:r>
+      <w:r>
+        <w:rPr>
+          <w:spacing w:val="-8"/>
+        </w:rPr>
+        <w:t>.</w:t>
       </w:r>
       <w:r>
         <w:rPr>
@@ -2462,7 +2520,31 @@
         <w:rPr>
           <w:spacing w:val="-4"/>
         </w:rPr>
-        <w:t>Itt tudja felvenni a kiadásokat, bevételeket és itt tud utalni.</w:t>
+        <w:t xml:space="preserve">Itt </w:t>
+      </w:r>
+      <w:r>
+        <w:rPr>
+          <w:spacing w:val="-4"/>
+        </w:rPr>
+        <w:t>lehet</w:t>
+      </w:r>
+      <w:r>
+        <w:rPr>
+          <w:spacing w:val="-4"/>
+        </w:rPr>
+        <w:t xml:space="preserve"> felvenni a kiadásokat, bevételeket és itt </w:t>
+      </w:r>
+      <w:r>
+        <w:rPr>
+          <w:spacing w:val="-4"/>
+        </w:rPr>
+        <w:t>lehet</w:t>
+      </w:r>
+      <w:r>
+        <w:rPr>
+          <w:spacing w:val="-4"/>
+        </w:rPr>
+        <w:t xml:space="preserve"> utalni.</w:t>
       </w:r>
     </w:p>
     <w:p>
@@ -2474,21 +2556,43 @@
         <w:rPr>
           <w:spacing w:val="-4"/>
         </w:rPr>
-        <w:t xml:space="preserve">A felvétel </w:t>
-      </w:r>
-      <w:proofErr w:type="gramStart"/>
+        <w:t>A felvétel gomb</w:t>
+      </w:r>
       <w:r>
         <w:rPr>
           <w:spacing w:val="-4"/>
         </w:rPr>
-        <w:t>gombra</w:t>
-      </w:r>
-      <w:proofErr w:type="gramEnd"/>
+        <w:t xml:space="preserve"> megnyomására -</w:t>
+      </w:r>
       <w:r>
         <w:rPr>
           <w:spacing w:val="-4"/>
         </w:rPr>
-        <w:t xml:space="preserve"> ha helyesen ki van töltve az adatok akkor felvételre kerül a tranzakció.</w:t>
+        <w:t xml:space="preserve"> ha helyesen ki van</w:t>
+      </w:r>
+      <w:r>
+        <w:rPr>
+          <w:spacing w:val="-4"/>
+        </w:rPr>
+        <w:t>nak</w:t>
+      </w:r>
+      <w:r>
+        <w:rPr>
+          <w:spacing w:val="-4"/>
+        </w:rPr>
+        <w:t xml:space="preserve"> töltve az adatok</w:t>
+      </w:r>
+      <w:r>
+        <w:rPr>
+          <w:spacing w:val="-4"/>
+        </w:rPr>
+        <w:t xml:space="preserve"> -</w:t>
+      </w:r>
+      <w:r>
+        <w:rPr>
+          <w:spacing w:val="-4"/>
+        </w:rPr>
+        <w:t xml:space="preserve"> felvételre kerül a tranzakció.</w:t>
       </w:r>
     </w:p>
     <w:p>
@@ -2517,7 +2621,7 @@
           <w:noProof/>
         </w:rPr>
         <w:drawing>
-          <wp:anchor distT="0" distB="0" distL="114300" distR="114300" simplePos="0" relativeHeight="251624448" behindDoc="1" locked="0" layoutInCell="1" allowOverlap="1" wp14:anchorId="54DC2F7A" wp14:editId="7CA99C62">
+          <wp:anchor distT="0" distB="0" distL="114300" distR="114300" simplePos="0" relativeHeight="251624448" behindDoc="1" locked="0" layoutInCell="1" allowOverlap="1" wp14:anchorId="54DC2F7A" wp14:editId="435EF9CF">
             <wp:simplePos x="0" y="0"/>
             <wp:positionH relativeFrom="column">
               <wp:posOffset>3817620</wp:posOffset>
@@ -2938,16 +3042,26 @@
         <w:rPr>
           <w:spacing w:val="-6"/>
         </w:rPr>
-        <w:t xml:space="preserve">Itt kategóriánkként csoportosítva meg tudjuk nézni az </w:t>
-      </w:r>
-      <w:proofErr w:type="gramStart"/>
-      <w:r>
-        <w:rPr>
-          <w:spacing w:val="-6"/>
-        </w:rPr>
-        <w:t>összeget</w:t>
-      </w:r>
-      <w:proofErr w:type="gramEnd"/>
+        <w:t>Itt kategóriá</w:t>
+      </w:r>
+      <w:r>
+        <w:rPr>
+          <w:spacing w:val="-6"/>
+        </w:rPr>
+        <w:t>k szerint</w:t>
+      </w:r>
+      <w:r>
+        <w:rPr>
+          <w:spacing w:val="-6"/>
+        </w:rPr>
+        <w:t xml:space="preserve"> csoportosítva meg tudjuk nézni az összeget</w:t>
+      </w:r>
+      <w:r>
+        <w:rPr>
+          <w:spacing w:val="-6"/>
+        </w:rPr>
+        <w:t>,</w:t>
+      </w:r>
       <w:r>
         <w:rPr>
           <w:spacing w:val="-6"/>
@@ -3346,16 +3460,14 @@
         <w:rPr>
           <w:spacing w:val="-6"/>
         </w:rPr>
-        <w:t xml:space="preserve">A különböző szeletekre kattintva középen megjelenik </w:t>
-      </w:r>
-      <w:proofErr w:type="gramStart"/>
-      <w:r>
-        <w:rPr>
-          <w:spacing w:val="-6"/>
-        </w:rPr>
-        <w:t>a</w:t>
-      </w:r>
-      <w:proofErr w:type="gramEnd"/>
+        <w:t>A különböző szeletekre kattintva középen megjelenik a</w:t>
+      </w:r>
+      <w:r>
+        <w:rPr>
+          <w:spacing w:val="-6"/>
+        </w:rPr>
+        <w:t>z</w:t>
+      </w:r>
       <w:r>
         <w:rPr>
           <w:spacing w:val="-6"/>
@@ -3390,7 +3502,31 @@
         <w:rPr>
           <w:spacing w:val="-4"/>
         </w:rPr>
-        <w:t>z Árfolyam gombra kattintva megjelenik 16 pénznem jelenlegi árfolyama és azoknak a változása az előző naphoz képest.</w:t>
+        <w:t xml:space="preserve">z Árfolyam gombra kattintva megjelenik 16 pénznem jelenlegi árfolyama és </w:t>
+      </w:r>
+      <w:r>
+        <w:rPr>
+          <w:spacing w:val="-4"/>
+        </w:rPr>
+        <w:t>az árfolyamuk</w:t>
+      </w:r>
+      <w:r>
+        <w:rPr>
+          <w:spacing w:val="-4"/>
+        </w:rPr>
+        <w:t xml:space="preserve"> változás</w:t>
+      </w:r>
+      <w:r>
+        <w:rPr>
+          <w:spacing w:val="-4"/>
+        </w:rPr>
+        <w:t>ának iránya</w:t>
+      </w:r>
+      <w:r>
+        <w:rPr>
+          <w:spacing w:val="-4"/>
+        </w:rPr>
+        <w:t xml:space="preserve"> az előző naphoz képest.</w:t>
       </w:r>
     </w:p>
     <w:p>
@@ -3807,7 +3943,25 @@
           <w:spacing w:val="-4"/>
         </w:rPr>
         <w:lastRenderedPageBreak/>
-        <w:t>Az egyes árfolyamokra kattintva ábrázolja az elmúlt 15 nap árfolyamát</w:t>
+        <w:t xml:space="preserve">Az egyes árfolyamokra kattintva </w:t>
+      </w:r>
+      <w:r>
+        <w:rPr>
+          <w:spacing w:val="-4"/>
+        </w:rPr>
+        <w:t>grafikonon látható</w:t>
+      </w:r>
+      <w:r>
+        <w:rPr>
+          <w:spacing w:val="-4"/>
+        </w:rPr>
+        <w:t xml:space="preserve"> az elmúlt 15 nap árfolyam</w:t>
+      </w:r>
+      <w:r>
+        <w:rPr>
+          <w:spacing w:val="-4"/>
+        </w:rPr>
+        <w:t>a.</w:t>
       </w:r>
     </w:p>
     <w:p>
@@ -4597,19 +4751,53 @@
           </wp:anchor>
         </w:drawing>
       </w:r>
-      <w:proofErr w:type="gramStart"/>
       <w:r>
         <w:rPr>
           <w:w w:val="90"/>
         </w:rPr>
         <w:t>A</w:t>
       </w:r>
-      <w:proofErr w:type="gramEnd"/>
       <w:r>
         <w:rPr>
           <w:w w:val="90"/>
         </w:rPr>
-        <w:t xml:space="preserve"> Ismétlődő kifizetések gombra megjelenik az összes folyamatos számlázás</w:t>
+        <w:t>z</w:t>
+      </w:r>
+      <w:r>
+        <w:rPr>
+          <w:w w:val="90"/>
+        </w:rPr>
+        <w:t xml:space="preserve"> </w:t>
+      </w:r>
+      <w:r>
+        <w:rPr>
+          <w:w w:val="90"/>
+        </w:rPr>
+        <w:t>i</w:t>
+      </w:r>
+      <w:r>
+        <w:rPr>
+          <w:w w:val="90"/>
+        </w:rPr>
+        <w:t xml:space="preserve">smétlődő kifizetések gombra megjelenik </w:t>
+      </w:r>
+      <w:r>
+        <w:rPr>
+          <w:w w:val="90"/>
+        </w:rPr>
+        <w:t xml:space="preserve">a rendszeres időközönként </w:t>
+      </w:r>
+      <w:r>
+        <w:rPr>
+          <w:w w:val="90"/>
+        </w:rPr>
+        <w:t>jelentkező</w:t>
+      </w:r>
+      <w:r>
+        <w:rPr>
+          <w:w w:val="90"/>
+        </w:rPr>
+        <w:t xml:space="preserve"> kiadások listája.</w:t>
       </w:r>
     </w:p>
     <w:p>
@@ -4884,17 +5072,97 @@
       </w:r>
       <w:r>
         <w:rPr>
+          <w:spacing w:val="-6"/>
+        </w:rPr>
+        <w:t>Egy adott tételre kattintva</w:t>
+      </w:r>
+      <w:r>
+        <w:rPr>
+          <w:spacing w:val="-6"/>
+        </w:rPr>
+        <w:t xml:space="preserve"> megjelen</w:t>
+      </w:r>
+      <w:r>
+        <w:rPr>
+          <w:spacing w:val="-6"/>
+        </w:rPr>
+        <w:t>nek</w:t>
+      </w:r>
+      <w:r>
+        <w:rPr>
+          <w:spacing w:val="-6"/>
+        </w:rPr>
+        <w:t xml:space="preserve"> a</w:t>
+      </w:r>
+      <w:r>
+        <w:rPr>
+          <w:spacing w:val="-6"/>
+        </w:rPr>
+        <w:t xml:space="preserve"> </w:t>
+      </w:r>
+      <w:r>
+        <w:rPr>
+          <w:spacing w:val="-6"/>
+        </w:rPr>
+        <w:t xml:space="preserve">tétel </w:t>
+      </w:r>
+      <w:r>
+        <w:rPr>
+          <w:spacing w:val="-6"/>
+        </w:rPr>
+        <w:t xml:space="preserve">részletes </w:t>
+      </w:r>
+      <w:r>
+        <w:rPr>
+          <w:spacing w:val="-6"/>
+        </w:rPr>
+        <w:t>adatai,</w:t>
+      </w:r>
+      <w:r>
+        <w:rPr>
+          <w:spacing w:val="-6"/>
+        </w:rPr>
+        <w:t xml:space="preserve"> ami</w:t>
+      </w:r>
+      <w:r>
+        <w:rPr>
+          <w:spacing w:val="-6"/>
+        </w:rPr>
+        <w:t>k módosíthatók.</w:t>
+      </w:r>
+    </w:p>
+    <w:p>
+      <w:pPr>
+        <w:pStyle w:val="Szvegtrzs"/>
+        <w:spacing w:before="208"/>
+        <w:ind w:left="141"/>
+        <w:rPr>
+          <w:spacing w:val="-6"/>
+        </w:rPr>
+      </w:pPr>
+    </w:p>
+    <w:p>
+      <w:pPr>
+        <w:pStyle w:val="Szvegtrzs"/>
+        <w:spacing w:before="208"/>
+        <w:ind w:left="141"/>
+        <w:rPr>
+          <w:spacing w:val="-6"/>
+        </w:rPr>
+      </w:pPr>
+      <w:r>
+        <w:rPr>
           <w:noProof/>
           <w:spacing w:val="-6"/>
         </w:rPr>
         <w:drawing>
-          <wp:anchor distT="0" distB="0" distL="114300" distR="114300" simplePos="0" relativeHeight="251776000" behindDoc="1" locked="0" layoutInCell="1" allowOverlap="1" wp14:anchorId="5D5CDF35" wp14:editId="6A8147BA">
+          <wp:anchor distT="0" distB="0" distL="114300" distR="114300" simplePos="0" relativeHeight="251776000" behindDoc="1" locked="0" layoutInCell="1" allowOverlap="1" wp14:anchorId="5D5CDF35" wp14:editId="22A2F701">
             <wp:simplePos x="0" y="0"/>
             <wp:positionH relativeFrom="column">
-              <wp:posOffset>4064110</wp:posOffset>
+              <wp:posOffset>4083050</wp:posOffset>
             </wp:positionH>
             <wp:positionV relativeFrom="paragraph">
-              <wp:posOffset>354413</wp:posOffset>
+              <wp:posOffset>127000</wp:posOffset>
             </wp:positionV>
             <wp:extent cx="1973580" cy="3243580"/>
             <wp:effectExtent l="0" t="0" r="7620" b="0"/>
@@ -4951,34 +5219,6 @@
           </wp:anchor>
         </w:drawing>
       </w:r>
-      <w:r>
-        <w:rPr>
-          <w:spacing w:val="-6"/>
-        </w:rPr>
-        <w:t xml:space="preserve">Valamelyik kiválasztására megjelenik az </w:t>
-      </w:r>
-      <w:r>
-        <w:rPr>
-          <w:spacing w:val="-6"/>
-        </w:rPr>
-        <w:t>adatai,</w:t>
-      </w:r>
-      <w:r>
-        <w:rPr>
-          <w:spacing w:val="-6"/>
-        </w:rPr>
-        <w:t xml:space="preserve"> amit tudunk módosítani</w:t>
-      </w:r>
-    </w:p>
-    <w:p>
-      <w:pPr>
-        <w:pStyle w:val="Szvegtrzs"/>
-        <w:spacing w:before="208"/>
-        <w:ind w:left="141"/>
-        <w:rPr>
-          <w:spacing w:val="-6"/>
-        </w:rPr>
-      </w:pPr>
       <w:r>
         <w:rPr>
           <w:noProof/>
@@ -5133,7 +5373,19 @@
         <w:rPr>
           <w:spacing w:val="-6"/>
         </w:rPr>
-        <w:t>A helyes adatok megadása esetén a mentés gombra módosulni fognak a tranzakció részletei.</w:t>
+        <w:t>A helyes adatok megadása esetén a mentés gombr</w:t>
+      </w:r>
+      <w:r>
+        <w:rPr>
+          <w:spacing w:val="-6"/>
+        </w:rPr>
+        <w:t>a kattintva</w:t>
+      </w:r>
+      <w:r>
+        <w:rPr>
+          <w:spacing w:val="-6"/>
+        </w:rPr>
+        <w:t xml:space="preserve"> módosulni fognak a tranzakció részletei.</w:t>
       </w:r>
     </w:p>
     <w:p>
@@ -5199,16 +5451,14 @@
         <w:rPr>
           <w:spacing w:val="-6"/>
         </w:rPr>
-        <w:t xml:space="preserve">A Leállítás gombra kattintva törlődni fog </w:t>
-      </w:r>
-      <w:proofErr w:type="gramStart"/>
-      <w:r>
-        <w:rPr>
-          <w:spacing w:val="-6"/>
-        </w:rPr>
-        <w:t>az ismétlődő tranzakció</w:t>
-      </w:r>
-      <w:proofErr w:type="gramEnd"/>
+        <w:t>A Leállítás gombra kattintva törlődni fog az ismétlődő tranzakció</w:t>
+      </w:r>
+      <w:r>
+        <w:rPr>
+          <w:spacing w:val="-6"/>
+        </w:rPr>
+        <w:t>,</w:t>
+      </w:r>
       <w:r>
         <w:rPr>
           <w:spacing w:val="-6"/>
@@ -5225,7 +5475,19 @@
         <w:rPr>
           <w:spacing w:val="-6"/>
         </w:rPr>
-        <w:t xml:space="preserve"> tartozó kiadások megmaradnak.</w:t>
+        <w:t xml:space="preserve"> tartozó </w:t>
+      </w:r>
+      <w:r>
+        <w:rPr>
+          <w:spacing w:val="-6"/>
+        </w:rPr>
+        <w:t xml:space="preserve">eddig felvitt </w:t>
+      </w:r>
+      <w:r>
+        <w:rPr>
+          <w:spacing w:val="-6"/>
+        </w:rPr>
+        <w:t>kiadások megmaradnak.</w:t>
       </w:r>
       <w:r>
         <w:rPr>
@@ -6373,6 +6635,12 @@
       </w:r>
       <w:r>
         <w:rPr>
+          <w:spacing w:val="-4"/>
+        </w:rPr>
+        <w:t>i</w:t>
+      </w:r>
+      <w:r>
+        <w:rPr>
           <w:spacing w:val="-25"/>
         </w:rPr>
         <w:t xml:space="preserve"> </w:t>
@@ -6381,16 +6649,14 @@
         <w:rPr>
           <w:spacing w:val="-4"/>
         </w:rPr>
-        <w:t xml:space="preserve">a szendvics menüre kattintva megjelenik egy navigációs </w:t>
-      </w:r>
-      <w:proofErr w:type="gramStart"/>
+        <w:t>menüre kattintva megjelenik egy navigációs menü</w:t>
+      </w:r>
       <w:r>
         <w:rPr>
           <w:spacing w:val="-4"/>
         </w:rPr>
-        <w:t>menü</w:t>
-      </w:r>
-      <w:proofErr w:type="gramEnd"/>
+        <w:t>,</w:t>
+      </w:r>
       <w:r>
         <w:rPr>
           <w:spacing w:val="-4"/>
@@ -6514,7 +6780,19 @@
         <w:rPr>
           <w:spacing w:val="-6"/>
         </w:rPr>
-        <w:t>Egy számlát kiválasztva megjelenik az számla adatai.</w:t>
+        <w:t>Egy számlát kiválasztva megjelen</w:t>
+      </w:r>
+      <w:r>
+        <w:rPr>
+          <w:spacing w:val="-6"/>
+        </w:rPr>
+        <w:t>nek</w:t>
+      </w:r>
+      <w:r>
+        <w:rPr>
+          <w:spacing w:val="-6"/>
+        </w:rPr>
+        <w:t xml:space="preserve"> a számla adatai.</w:t>
       </w:r>
     </w:p>
     <w:p>
@@ -6591,27 +6869,37 @@
         <w:rPr>
           <w:spacing w:val="-6"/>
         </w:rPr>
-        <w:t>Itt látszik</w:t>
-      </w:r>
-      <w:r>
-        <w:rPr>
-          <w:spacing w:val="-6"/>
-        </w:rPr>
-        <w:t xml:space="preserve"> az összes </w:t>
-      </w:r>
-      <w:proofErr w:type="gramStart"/>
-      <w:r>
-        <w:rPr>
-          <w:spacing w:val="-6"/>
-        </w:rPr>
-        <w:t>felhasználó</w:t>
-      </w:r>
-      <w:proofErr w:type="gramEnd"/>
+        <w:t>Itt lát</w:t>
+      </w:r>
+      <w:r>
+        <w:rPr>
+          <w:spacing w:val="-6"/>
+        </w:rPr>
+        <w:t>ható</w:t>
+      </w:r>
+      <w:r>
+        <w:rPr>
+          <w:spacing w:val="-6"/>
+        </w:rPr>
+        <w:t xml:space="preserve"> az összes felhasználó</w:t>
+      </w:r>
+      <w:r>
+        <w:rPr>
+          <w:spacing w:val="-6"/>
+        </w:rPr>
+        <w:t>,</w:t>
+      </w:r>
       <w:r>
         <w:rPr>
           <w:spacing w:val="-6"/>
         </w:rPr>
         <w:t xml:space="preserve"> akinek van hozzáférése a számlához</w:t>
+      </w:r>
+      <w:r>
+        <w:rPr>
+          <w:spacing w:val="-6"/>
+        </w:rPr>
+        <w:t>.</w:t>
       </w:r>
     </w:p>
     <w:p>
@@ -7274,44 +7562,63 @@
         <w:rPr>
           <w:spacing w:val="-8"/>
         </w:rPr>
-        <w:t>A Hozzáad gombra kattintva megjelenik egy ablak, amiben a helyes email cím megadása után hozzá lesz adva a felhasznál</w:t>
+        <w:t xml:space="preserve">A Hozzáad gombra kattintva megjelenik egy ablak, amiben a helyes email cím megadása után </w:t>
       </w:r>
       <w:r>
         <w:rPr>
           <w:spacing w:val="-8"/>
         </w:rPr>
+        <w:t xml:space="preserve">új felhasználót lehet </w:t>
+      </w:r>
+      <w:r>
+        <w:rPr>
+          <w:spacing w:val="-8"/>
+        </w:rPr>
+        <w:t>felvenni a kártyához</w:t>
+      </w:r>
+      <w:r>
+        <w:rPr>
+          <w:spacing w:val="-8"/>
+        </w:rPr>
+        <w:t>.</w:t>
+      </w:r>
+      <w:r>
+        <w:rPr>
+          <w:spacing w:val="-8"/>
+        </w:rPr>
         <w:br/>
-      </w:r>
-      <w:proofErr w:type="gramStart"/>
+        <w:t>A Delete gomb a felhasználók mellet</w:t>
+      </w:r>
       <w:r>
         <w:rPr>
           <w:spacing w:val="-8"/>
         </w:rPr>
-        <w:t xml:space="preserve">A  </w:t>
-      </w:r>
-      <w:proofErr w:type="spellStart"/>
+        <w:t>t</w:t>
+      </w:r>
       <w:r>
         <w:rPr>
           <w:spacing w:val="-8"/>
         </w:rPr>
-        <w:t>Delete</w:t>
-      </w:r>
-      <w:proofErr w:type="spellEnd"/>
-      <w:proofErr w:type="gramEnd"/>
+        <w:t xml:space="preserve"> csak akkor jelenik meg</w:t>
+      </w:r>
       <w:r>
         <w:rPr>
           <w:spacing w:val="-8"/>
         </w:rPr>
-        <w:t xml:space="preserve"> gomb a felhasználók mellet csak akkor jelenik meg ha a </w:t>
-      </w:r>
-      <w:proofErr w:type="gramStart"/>
+        <w:t>,</w:t>
+      </w:r>
       <w:r>
         <w:rPr>
           <w:spacing w:val="-8"/>
         </w:rPr>
-        <w:t>számla tulajdonos</w:t>
-      </w:r>
-      <w:proofErr w:type="gramEnd"/>
+        <w:t xml:space="preserve"> ha a </w:t>
+      </w:r>
+      <w:r>
+        <w:rPr>
+          <w:spacing w:val="-8"/>
+        </w:rPr>
+        <w:t>számlatulajdonos</w:t>
+      </w:r>
       <w:r>
         <w:rPr>
           <w:spacing w:val="-8"/>
@@ -7325,26 +7632,48 @@
         <w:br/>
         <w:t xml:space="preserve">Ha a törlés gombot a </w:t>
       </w:r>
-      <w:proofErr w:type="gramStart"/>
       <w:r>
         <w:rPr>
           <w:spacing w:val="-8"/>
         </w:rPr>
-        <w:t>számla tulajdonos</w:t>
-      </w:r>
-      <w:proofErr w:type="gramEnd"/>
+        <w:t>számlatulajdonos</w:t>
+      </w:r>
       <w:r>
         <w:rPr>
           <w:spacing w:val="-8"/>
         </w:rPr>
-        <w:t xml:space="preserve"> nyomja meg akkor a számla törlésre kerül.</w:t>
+        <w:t xml:space="preserve"> nyomja meg</w:t>
       </w:r>
       <w:r>
         <w:rPr>
           <w:spacing w:val="-8"/>
         </w:rPr>
+        <w:t>,</w:t>
+      </w:r>
+      <w:r>
+        <w:rPr>
+          <w:spacing w:val="-8"/>
+        </w:rPr>
+        <w:t xml:space="preserve"> akkor a számla törlésre kerül.</w:t>
+      </w:r>
+      <w:r>
+        <w:rPr>
+          <w:spacing w:val="-8"/>
+        </w:rPr>
         <w:br/>
-        <w:t>Ha a törlés gombot valamelyik másik felhasználó nyomja meg törli a hozzáférését a számlához.</w:t>
+        <w:t>Ha a törlés gombot valamelyik másik felhasználó nyomja meg</w:t>
+      </w:r>
+      <w:r>
+        <w:rPr>
+          <w:spacing w:val="-8"/>
+        </w:rPr>
+        <w:t>,</w:t>
+      </w:r>
+      <w:r>
+        <w:rPr>
+          <w:spacing w:val="-8"/>
+        </w:rPr>
+        <w:t xml:space="preserve"> törli a hozzáférését a számlához.</w:t>
       </w:r>
     </w:p>
     <w:p>
@@ -7354,6 +7683,9 @@
         <w:ind w:right="3671"/>
       </w:pPr>
       <w:r>
+        <w:rPr>
+          <w:noProof/>
+        </w:rPr>
         <w:lastRenderedPageBreak/>
         <w:drawing>
           <wp:anchor distT="0" distB="0" distL="114300" distR="114300" simplePos="0" relativeHeight="487655424" behindDoc="0" locked="0" layoutInCell="1" allowOverlap="1" wp14:anchorId="28381750" wp14:editId="2815E1B9">
@@ -7406,7 +7738,13 @@
         </w:drawing>
       </w:r>
       <w:r>
-        <w:t>A plusz gombnak a megnyomásakor új számla jön létre.</w:t>
+        <w:t xml:space="preserve">A </w:t>
+      </w:r>
+      <w:r>
+        <w:t xml:space="preserve">jobb alsó sarokban található </w:t>
+      </w:r>
+      <w:r>
+        <w:t>plusz gomb megnyomásakor új számla jön létre.</w:t>
       </w:r>
     </w:p>
     <w:p>
